--- a/05-content/articles/oshibki-buhgaltera/v2-chistovik.docx
+++ b/05-content/articles/oshibki-buhgaltera/v2-chistovik.docx
@@ -90,7 +90,7 @@
         <w:rPr>
           <w:lang w:val="ru-RU"/>
         </w:rPr>
-        <w:t xml:space="preserve"> — по статьям 119, 120 и 122 НК РФ. За занижение налога — 20% от недоимки, при умысле -  40%. За грубое нарушение правил учёта — от 10 000 до 30 000 рублей, а если оно привело к занижению базы — не менее 40 000 рублей.</w:t>
+        <w:t xml:space="preserve"> — по статьям 119, 120 и 122 НК РФ. За занижение налога — 20% от недоимки, при умысле — 40%. За грубое нарушение правил учёта — от 10 000 до 30 000 рублей, а если оно привело к занижению базы — не менее 40 000 рублей.</w:t>
       </w:r>
     </w:p>
     <w:p>
@@ -313,7 +313,7 @@
         <w:rPr>
           <w:lang w:val="ru-RU"/>
         </w:rPr>
-        <w:t xml:space="preserve">Третья проблема — учёт ведётся для сдачи отчётности, а не для управления бизнесом. Когда собственник ориентируется только на остаток денег на расчётном счёте, ошибки в себестоимости и складских остатках могут годами оставаться незамеченными. А типовая учётная политика, сделанная по шаблону, приводит к тому, что в спорных ситуациях решения каждый раз принимаются по-разному.</w:t>
+        <w:t xml:space="preserve">Третья причина — учёт ведётся для сдачи отчётности, а не для управления бизнесом. Когда собственник ориентируется только на остаток денег на расчётном счёте, ошибки в себестоимости и складских остатках могут годами оставаться незамеченными. А типовая учётная политика, сделанная по шаблону, приводит к тому, что в спорных ситуациях решения каждый раз принимаются по-разному.</w:t>
       </w:r>
     </w:p>
     <w:p>
@@ -1643,7 +1643,22 @@
         <w:rPr>
           <w:lang w:val="ru-RU"/>
         </w:rPr>
-        <w:t xml:space="preserve"> О том, как оценить объём работы, если главный бухгалтер просит повысить зарплату, мы писали в предыдущей статье.</w:t>
+        <w:t xml:space="preserve"> О том, как оценить объём работы, если главный бухгалтер просит повысить зарплату, мы писали в </w:t>
+      </w:r>
+      <w:hyperlink r:id="rIdArtZarplata">
+        <w:r>
+          <w:rPr>
+            <w:rStyle w:val="ad"/>
+            <w:lang w:val="ru-RU"/>
+          </w:rPr>
+          <w:t xml:space="preserve">предыдущей статье</w:t>
+        </w:r>
+      </w:hyperlink>
+      <w:r>
+        <w:rPr>
+          <w:lang w:val="ru-RU"/>
+        </w:rPr>
+        <w:t xml:space="preserve">.</w:t>
       </w:r>
     </w:p>
     <w:p>
